--- a/Gabriel/Flutter/GABRIEL POPA.docx
+++ b/Gabriel/Flutter/GABRIEL POPA.docx
@@ -76,25 +76,7 @@
           <w:color w:val="4472C4" w:themeColor="accent5"/>
           <w:szCs w:val="36"/>
         </w:rPr>
-        <w:t xml:space="preserve">Flutter </w:t>
-      </w:r>
-      <w:r>
-        <w:rPr>
-          <w:b/>
-          <w:bCs/>
-          <w:color w:val="4472C4" w:themeColor="accent5"/>
-          <w:szCs w:val="36"/>
-        </w:rPr>
-        <w:t>•</w:t>
-      </w:r>
-      <w:r>
-        <w:rPr>
-          <w:b/>
-          <w:bCs/>
-          <w:color w:val="4472C4" w:themeColor="accent5"/>
-          <w:szCs w:val="36"/>
-        </w:rPr>
-        <w:t xml:space="preserve"> </w:t>
+        <w:t xml:space="preserve">Flutter • </w:t>
       </w:r>
       <w:r>
         <w:rPr>
@@ -1799,14 +1781,6 @@
           <w:rFonts w:ascii="Arial Black" w:hAnsi="Arial Black" w:cstheme="majorBidi"/>
           <w:szCs w:val="28"/>
         </w:rPr>
-        <w:t xml:space="preserve"> </w:t>
-      </w:r>
-      <w:r>
-        <w:rPr>
-          <w:rStyle w:val="Strong"/>
-          <w:rFonts w:ascii="Arial Black" w:hAnsi="Arial Black" w:cstheme="majorBidi"/>
-          <w:szCs w:val="28"/>
-        </w:rPr>
         <w:t>Software Engineer</w:t>
       </w:r>
     </w:p>
@@ -3873,7 +3847,15 @@
         <w:rPr>
           <w:sz w:val="22"/>
         </w:rPr>
-        <w:t>Focused on practical software engineering fundamentals that translated directly into building reliable web systems and data-driven applications.</w:t>
+        <w:t>Focu</w:t>
+      </w:r>
+      <w:bookmarkStart w:id="0" w:name="_GoBack"/>
+      <w:bookmarkEnd w:id="0"/>
+      <w:r>
+        <w:rPr>
+          <w:sz w:val="22"/>
+        </w:rPr>
+        <w:t>sed on practical software engineering fundamentals that translated directly into building reliable web systems and data-driven applications.</w:t>
       </w:r>
     </w:p>
     <w:p>
@@ -4032,8 +4014,6 @@
           <w:lang w:eastAsia="en-US"/>
         </w:rPr>
       </w:pPr>
-      <w:bookmarkStart w:id="0" w:name="_GoBack"/>
-      <w:bookmarkEnd w:id="0"/>
       <w:r>
         <w:rPr>
           <w:rFonts w:ascii="Times New Roman" w:eastAsia="Times New Roman" w:hAnsi="Times New Roman" w:cs="Times New Roman"/>

--- a/Gabriel/Flutter/GABRIEL POPA.docx
+++ b/Gabriel/Flutter/GABRIEL POPA.docx
@@ -125,61 +125,10 @@
           <w:sz w:val="20"/>
           <w:szCs w:val="28"/>
         </w:rPr>
-        <w:t>, Romania</w:t>
-      </w:r>
-      <w:r>
-        <w:rPr>
-          <w:rStyle w:val="NormalWebChar"/>
-          <w:rFonts w:asciiTheme="majorBidi" w:hAnsiTheme="majorBidi" w:cstheme="majorBidi"/>
-          <w:bCs/>
-          <w:color w:val="000000" w:themeColor="text1"/>
-          <w:sz w:val="20"/>
-          <w:szCs w:val="28"/>
-        </w:rPr>
-        <w:t xml:space="preserve"> | </w:t>
-      </w:r>
-      <w:r>
-        <w:rPr>
-          <w:rStyle w:val="NormalWebChar"/>
-          <w:rFonts w:asciiTheme="majorBidi" w:hAnsiTheme="majorBidi" w:cstheme="majorBidi"/>
-          <w:bCs/>
-          <w:color w:val="000000" w:themeColor="text1"/>
-          <w:sz w:val="20"/>
-          <w:szCs w:val="28"/>
-        </w:rPr>
-        <w:t xml:space="preserve">+40 764309991 | </w:t>
-      </w:r>
-      <w:r>
-        <w:rPr>
-          <w:rFonts w:asciiTheme="majorBidi" w:eastAsia="Times New Roman" w:hAnsiTheme="majorBidi" w:cstheme="majorBidi"/>
-          <w:bCs/>
-          <w:color w:val="000000" w:themeColor="text1"/>
-          <w:szCs w:val="27"/>
-          <w:lang w:eastAsia="en-US"/>
-        </w:rPr>
-        <w:t>popagabriel0523@outlook.com</w:t>
-      </w:r>
-      <w:r>
-        <w:rPr>
-          <w:rFonts w:asciiTheme="majorBidi" w:eastAsia="Times New Roman" w:hAnsiTheme="majorBidi" w:cstheme="majorBidi"/>
-          <w:bCs/>
-          <w:color w:val="000000" w:themeColor="text1"/>
-          <w:szCs w:val="27"/>
-          <w:lang w:eastAsia="en-US"/>
-        </w:rPr>
-        <w:t xml:space="preserve"> | </w:t>
-      </w:r>
-      <w:r>
-        <w:rPr>
-          <w:rStyle w:val="NormalWebChar"/>
-          <w:rFonts w:asciiTheme="majorBidi" w:hAnsiTheme="majorBidi" w:cstheme="majorBidi"/>
-          <w:bCs/>
-          <w:color w:val="000000" w:themeColor="text1"/>
-          <w:sz w:val="20"/>
-          <w:szCs w:val="27"/>
-        </w:rPr>
-        <w:t>https://www.linkedin.com/in/gabriel-popa-89ba643a4/</w:t>
-      </w:r>
+        <w:t>, Romania | +40 764309991 | gabrielpdev@outlook.com | https://www.linkedin.com/in/gabriel-popa-12890b414/</w:t>
+      </w:r>
+      <w:bookmarkStart w:id="0" w:name="_GoBack"/>
+      <w:bookmarkEnd w:id="0"/>
     </w:p>
     <w:p>
       <w:pPr>
@@ -937,7 +886,7 @@
           <w:szCs w:val="24"/>
           <w:lang w:eastAsia="en-US"/>
         </w:rPr>
-        <w:t xml:space="preserve">, </w:t>
+        <w:t xml:space="preserve">, GitHub, </w:t>
       </w:r>
       <w:proofErr w:type="spellStart"/>
       <w:r>
@@ -947,7 +896,7 @@
           <w:szCs w:val="24"/>
           <w:lang w:eastAsia="en-US"/>
         </w:rPr>
-        <w:t>GitHub</w:t>
+        <w:t>GitLab</w:t>
       </w:r>
       <w:proofErr w:type="spellEnd"/>
       <w:r>
@@ -957,47 +906,7 @@
           <w:szCs w:val="24"/>
           <w:lang w:eastAsia="en-US"/>
         </w:rPr>
-        <w:t xml:space="preserve">, </w:t>
-      </w:r>
-      <w:proofErr w:type="spellStart"/>
-      <w:r>
-        <w:rPr>
-          <w:rFonts w:ascii="Times New Roman" w:eastAsia="Times New Roman" w:hAnsi="Times New Roman" w:cs="Times New Roman"/>
-          <w:sz w:val="22"/>
-          <w:szCs w:val="24"/>
-          <w:lang w:eastAsia="en-US"/>
-        </w:rPr>
-        <w:t>GitLab</w:t>
-      </w:r>
-      <w:proofErr w:type="spellEnd"/>
-      <w:r>
-        <w:rPr>
-          <w:rFonts w:ascii="Times New Roman" w:eastAsia="Times New Roman" w:hAnsi="Times New Roman" w:cs="Times New Roman"/>
-          <w:sz w:val="22"/>
-          <w:szCs w:val="24"/>
-          <w:lang w:eastAsia="en-US"/>
-        </w:rPr>
-        <w:t xml:space="preserve">, CI/CD support, </w:t>
-      </w:r>
-      <w:proofErr w:type="spellStart"/>
-      <w:r>
-        <w:rPr>
-          <w:rFonts w:ascii="Times New Roman" w:eastAsia="Times New Roman" w:hAnsi="Times New Roman" w:cs="Times New Roman"/>
-          <w:sz w:val="22"/>
-          <w:szCs w:val="24"/>
-          <w:lang w:eastAsia="en-US"/>
-        </w:rPr>
-        <w:t>Fastlane</w:t>
-      </w:r>
-      <w:proofErr w:type="spellEnd"/>
-      <w:r>
-        <w:rPr>
-          <w:rFonts w:ascii="Times New Roman" w:eastAsia="Times New Roman" w:hAnsi="Times New Roman" w:cs="Times New Roman"/>
-          <w:sz w:val="22"/>
-          <w:szCs w:val="24"/>
-          <w:lang w:eastAsia="en-US"/>
-        </w:rPr>
-        <w:t xml:space="preserve"> exposure, Play Store release support, App Store delivery coordination, Agile collaboration</w:t>
+        <w:t>, CI/CD support, Fastlane exposure, Play Store release support, App Store delivery coordination, Agile collaboration</w:t>
       </w:r>
     </w:p>
     <w:p>
@@ -1172,27 +1081,7 @@
           <w:szCs w:val="24"/>
           <w:lang w:eastAsia="en-US"/>
         </w:rPr>
-        <w:t xml:space="preserve">, turning fragmented operational workflows into a cleaner application experience with reusable screens, stronger navigation structure, and more predictable user interaction across Android and </w:t>
-      </w:r>
-      <w:proofErr w:type="spellStart"/>
-      <w:r>
-        <w:rPr>
-          <w:rFonts w:ascii="Times New Roman" w:eastAsia="Times New Roman" w:hAnsi="Times New Roman" w:cs="Times New Roman"/>
-          <w:sz w:val="22"/>
-          <w:szCs w:val="24"/>
-          <w:lang w:eastAsia="en-US"/>
-        </w:rPr>
-        <w:t>iOS</w:t>
-      </w:r>
-      <w:proofErr w:type="spellEnd"/>
-      <w:r>
-        <w:rPr>
-          <w:rFonts w:ascii="Times New Roman" w:eastAsia="Times New Roman" w:hAnsi="Times New Roman" w:cs="Times New Roman"/>
-          <w:sz w:val="22"/>
-          <w:szCs w:val="24"/>
-          <w:lang w:eastAsia="en-US"/>
-        </w:rPr>
-        <w:t xml:space="preserve"> devices.</w:t>
+        <w:t>, turning fragmented operational workflows into a cleaner application experience with reusable screens, stronger navigation structure, and more predictable user interaction across Android and iOS devices.</w:t>
       </w:r>
     </w:p>
     <w:p>
@@ -1537,27 +1426,7 @@
           <w:szCs w:val="24"/>
           <w:lang w:eastAsia="en-US"/>
         </w:rPr>
-        <w:t xml:space="preserve"> configuration, and validating </w:t>
-      </w:r>
-      <w:proofErr w:type="spellStart"/>
-      <w:r>
-        <w:rPr>
-          <w:rFonts w:ascii="Times New Roman" w:eastAsia="Times New Roman" w:hAnsi="Times New Roman" w:cs="Times New Roman"/>
-          <w:sz w:val="22"/>
-          <w:szCs w:val="24"/>
-          <w:lang w:eastAsia="en-US"/>
-        </w:rPr>
-        <w:t>iOS</w:t>
-      </w:r>
-      <w:proofErr w:type="spellEnd"/>
-      <w:r>
-        <w:rPr>
-          <w:rFonts w:ascii="Times New Roman" w:eastAsia="Times New Roman" w:hAnsi="Times New Roman" w:cs="Times New Roman"/>
-          <w:sz w:val="22"/>
-          <w:szCs w:val="24"/>
-          <w:lang w:eastAsia="en-US"/>
-        </w:rPr>
-        <w:t xml:space="preserve"> pod compatibility, allowing the application to ship without rolling back newer capabilities.</w:t>
+        <w:t xml:space="preserve"> configuration, and validating iOS pod compatibility, allowing the application to ship without rolling back newer capabilities.</w:t>
       </w:r>
     </w:p>
     <w:p>
@@ -1909,27 +1778,7 @@
           <w:szCs w:val="24"/>
           <w:lang w:eastAsia="en-US"/>
         </w:rPr>
-        <w:t xml:space="preserve">, delivering customer-facing and internal business workflows that improved consistency across Android and </w:t>
-      </w:r>
-      <w:proofErr w:type="spellStart"/>
-      <w:r>
-        <w:rPr>
-          <w:rFonts w:ascii="Times New Roman" w:eastAsia="Times New Roman" w:hAnsi="Times New Roman" w:cs="Times New Roman"/>
-          <w:sz w:val="22"/>
-          <w:szCs w:val="24"/>
-          <w:lang w:eastAsia="en-US"/>
-        </w:rPr>
-        <w:t>iOS</w:t>
-      </w:r>
-      <w:proofErr w:type="spellEnd"/>
-      <w:r>
-        <w:rPr>
-          <w:rFonts w:ascii="Times New Roman" w:eastAsia="Times New Roman" w:hAnsi="Times New Roman" w:cs="Times New Roman"/>
-          <w:sz w:val="22"/>
-          <w:szCs w:val="24"/>
-          <w:lang w:eastAsia="en-US"/>
-        </w:rPr>
-        <w:t xml:space="preserve"> while reducing parallel native implementation overhead by </w:t>
+        <w:t xml:space="preserve">, delivering customer-facing and internal business workflows that improved consistency across Android and iOS while reducing parallel native implementation overhead by </w:t>
       </w:r>
       <w:r>
         <w:rPr>
@@ -2695,27 +2544,7 @@
           <w:szCs w:val="24"/>
           <w:lang w:eastAsia="en-US"/>
         </w:rPr>
-        <w:t xml:space="preserve">Worked on migration efforts that moved selected legacy mobile behavior into cross-platform implementations, reducing duplicate feature work and shortening delivery time for shared Android and </w:t>
-      </w:r>
-      <w:proofErr w:type="spellStart"/>
-      <w:r>
-        <w:rPr>
-          <w:rFonts w:ascii="Times New Roman" w:eastAsia="Times New Roman" w:hAnsi="Times New Roman" w:cs="Times New Roman"/>
-          <w:sz w:val="22"/>
-          <w:szCs w:val="24"/>
-          <w:lang w:eastAsia="en-US"/>
-        </w:rPr>
-        <w:t>iOS</w:t>
-      </w:r>
-      <w:proofErr w:type="spellEnd"/>
-      <w:r>
-        <w:rPr>
-          <w:rFonts w:ascii="Times New Roman" w:eastAsia="Times New Roman" w:hAnsi="Times New Roman" w:cs="Times New Roman"/>
-          <w:sz w:val="22"/>
-          <w:szCs w:val="24"/>
-          <w:lang w:eastAsia="en-US"/>
-        </w:rPr>
-        <w:t xml:space="preserve"> requirements by </w:t>
+        <w:t xml:space="preserve">Worked on migration efforts that moved selected legacy mobile behavior into cross-platform implementations, reducing duplicate feature work and shortening delivery time for shared Android and iOS requirements by </w:t>
       </w:r>
       <w:r>
         <w:rPr>
@@ -3847,15 +3676,7 @@
         <w:rPr>
           <w:sz w:val="22"/>
         </w:rPr>
-        <w:t>Focu</w:t>
-      </w:r>
-      <w:bookmarkStart w:id="0" w:name="_GoBack"/>
-      <w:bookmarkEnd w:id="0"/>
-      <w:r>
-        <w:rPr>
-          <w:sz w:val="22"/>
-        </w:rPr>
-        <w:t>sed on practical software engineering fundamentals that translated directly into building reliable web systems and data-driven applications.</w:t>
+        <w:t>Focused on practical software engineering fundamentals that translated directly into building reliable web systems and data-driven applications.</w:t>
       </w:r>
     </w:p>
     <w:p>
@@ -3939,27 +3760,7 @@
           <w:lang w:eastAsia="en-US"/>
         </w:rPr>
         <w:br/>
-        <w:t xml:space="preserve">Demonstrated practical capability in building cross-platform mobile applications, structuring maintainable UI layers, handling state, integrating APIs, and shipping production-ready features across Android and </w:t>
-      </w:r>
-      <w:proofErr w:type="spellStart"/>
-      <w:r>
-        <w:rPr>
-          <w:rFonts w:ascii="Times New Roman" w:eastAsia="Times New Roman" w:hAnsi="Times New Roman" w:cs="Times New Roman"/>
-          <w:sz w:val="22"/>
-          <w:szCs w:val="24"/>
-          <w:lang w:eastAsia="en-US"/>
-        </w:rPr>
-        <w:t>iOS</w:t>
-      </w:r>
-      <w:proofErr w:type="spellEnd"/>
-      <w:r>
-        <w:rPr>
-          <w:rFonts w:ascii="Times New Roman" w:eastAsia="Times New Roman" w:hAnsi="Times New Roman" w:cs="Times New Roman"/>
-          <w:sz w:val="22"/>
-          <w:szCs w:val="24"/>
-          <w:lang w:eastAsia="en-US"/>
-        </w:rPr>
-        <w:t>.</w:t>
+        <w:t>Demonstrated practical capability in building cross-platform mobile applications, structuring maintainable UI layers, handling state, integrating APIs, and shipping production-ready features across Android and iOS.</w:t>
       </w:r>
     </w:p>
     <w:p>
@@ -8037,7 +7838,6 @@
       <w:jc w:val="both"/>
     </w:pPr>
     <w:tblPr>
-      <w:tblInd w:w="0" w:type="dxa"/>
       <w:tblBorders>
         <w:top w:val="single" w:sz="4" w:space="0" w:color="auto"/>
         <w:left w:val="single" w:sz="4" w:space="0" w:color="auto"/>
@@ -8046,12 +7846,6 @@
         <w:insideH w:val="single" w:sz="4" w:space="0" w:color="auto"/>
         <w:insideV w:val="single" w:sz="4" w:space="0" w:color="auto"/>
       </w:tblBorders>
-      <w:tblCellMar>
-        <w:top w:w="0" w:type="dxa"/>
-        <w:left w:w="108" w:type="dxa"/>
-        <w:bottom w:w="0" w:type="dxa"/>
-        <w:right w:w="108" w:type="dxa"/>
-      </w:tblCellMar>
     </w:tblPr>
   </w:style>
   <w:style w:type="character" w:customStyle="1" w:styleId="NormalWebChar">
@@ -8323,7 +8117,6 @@
       <w:jc w:val="both"/>
     </w:pPr>
     <w:tblPr>
-      <w:tblInd w:w="0" w:type="dxa"/>
       <w:tblBorders>
         <w:top w:val="single" w:sz="4" w:space="0" w:color="auto"/>
         <w:left w:val="single" w:sz="4" w:space="0" w:color="auto"/>
@@ -8332,12 +8125,6 @@
         <w:insideH w:val="single" w:sz="4" w:space="0" w:color="auto"/>
         <w:insideV w:val="single" w:sz="4" w:space="0" w:color="auto"/>
       </w:tblBorders>
-      <w:tblCellMar>
-        <w:top w:w="0" w:type="dxa"/>
-        <w:left w:w="108" w:type="dxa"/>
-        <w:bottom w:w="0" w:type="dxa"/>
-        <w:right w:w="108" w:type="dxa"/>
-      </w:tblCellMar>
     </w:tblPr>
   </w:style>
   <w:style w:type="character" w:customStyle="1" w:styleId="NormalWebChar">

--- a/Gabriel/Flutter/GABRIEL POPA.docx
+++ b/Gabriel/Flutter/GABRIEL POPA.docx
@@ -127,8 +127,6 @@
         </w:rPr>
         <w:t>, Romania | +40 764309991 | gabrielpdev@outlook.com | https://www.linkedin.com/in/gabriel-popa-12890b414/</w:t>
       </w:r>
-      <w:bookmarkStart w:id="0" w:name="_GoBack"/>
-      <w:bookmarkEnd w:id="0"/>
     </w:p>
     <w:p>
       <w:pPr>
@@ -1006,7 +1004,7 @@
           <w:sz w:val="22"/>
           <w:szCs w:val="28"/>
         </w:rPr>
-        <w:t xml:space="preserve">2024 – </w:t>
+        <w:t xml:space="preserve"> </w:t>
       </w:r>
       <w:r>
         <w:rPr>
@@ -1015,7 +1013,25 @@
           <w:sz w:val="22"/>
           <w:szCs w:val="28"/>
         </w:rPr>
-        <w:t>Dec 2025)</w:t>
+        <w:t xml:space="preserve">2024 – </w:t>
+      </w:r>
+      <w:r>
+        <w:rPr>
+          <w:rFonts w:asciiTheme="majorBidi" w:hAnsiTheme="majorBidi" w:cstheme="majorBidi"/>
+          <w:i/>
+          <w:sz w:val="22"/>
+          <w:szCs w:val="28"/>
+        </w:rPr>
+        <w:t>May 2026</w:t>
+      </w:r>
+      <w:r>
+        <w:rPr>
+          <w:rFonts w:asciiTheme="majorBidi" w:hAnsiTheme="majorBidi" w:cstheme="majorBidi"/>
+          <w:i/>
+          <w:sz w:val="22"/>
+          <w:szCs w:val="28"/>
+        </w:rPr>
+        <w:t>)</w:t>
       </w:r>
     </w:p>
     <w:p>
@@ -2335,8 +2351,10 @@
           <w:sz w:val="22"/>
           <w:szCs w:val="28"/>
         </w:rPr>
-        <w:t>Sept</w:t>
-      </w:r>
+        <w:t>Sep</w:t>
+      </w:r>
+      <w:bookmarkStart w:id="0" w:name="_GoBack"/>
+      <w:bookmarkEnd w:id="0"/>
       <w:r>
         <w:rPr>
           <w:rFonts w:asciiTheme="majorBidi" w:hAnsiTheme="majorBidi" w:cstheme="majorBidi"/>
